--- a/黄浩昀/语法巩固方案/学生版/第2课_语法讲义与练习_学生版.docx
+++ b/黄浩昀/语法巩固方案/学生版/第2课_语法讲义与练习_学生版.docx
@@ -495,7 +495,7 @@
           <w:color w:val="1F4E79"/>
           <w:sz w:val="26"/>
         </w:rPr>
-        <w:t>第二部分　语法选择（共 10 题，单选题）</w:t>
+        <w:t>第二部分　语法选择（共 10 题，每题两空，选项每组两词）</w:t>
       </w:r>
     </w:p>
     <w:p>
@@ -509,7 +509,7 @@
           <w:i w:val="0"/>
           <w:sz w:val="22"/>
         </w:rPr>
-        <w:t>1. ___ a clever boy he is! He always works out the most difficult problems in math class.</w:t>
+        <w:t>1. ___ a clever boy he is! ___ well he speaks English!</w:t>
       </w:r>
     </w:p>
     <w:p>
@@ -524,7 +524,7 @@
           <w:i w:val="0"/>
           <w:sz w:val="21"/>
         </w:rPr>
-        <w:t>A. What　B. What a　C. How　D. How a</w:t>
+        <w:t>A. What / How　B. What a / How　C. How / What　D. What an / How a</w:t>
       </w:r>
     </w:p>
     <w:p>
@@ -538,7 +538,7 @@
           <w:i w:val="0"/>
           <w:sz w:val="22"/>
         </w:rPr>
-        <w:t>2. ___ beautiful the flowers in my mother's garden are! She planted them last spring, and they grow well now.</w:t>
+        <w:t>2. ___ beautiful the flowers are! ___ nice weather it is today!</w:t>
       </w:r>
     </w:p>
     <w:p>
@@ -553,7 +553,7 @@
           <w:i w:val="0"/>
           <w:sz w:val="21"/>
         </w:rPr>
-        <w:t>A. What　B. What a　C. How　D. How a</w:t>
+        <w:t>A. How / What　B. What / What a　C. What a / How　D. How / How a</w:t>
       </w:r>
     </w:p>
     <w:p>
@@ -567,7 +567,7 @@
           <w:i w:val="0"/>
           <w:sz w:val="22"/>
         </w:rPr>
-        <w:t>3. ___ exciting news it is! Our coach has just told us that we won the first prize in the speech contest.</w:t>
+        <w:t>3. ___ exciting news it is! ___ the players have practiced for it!</w:t>
       </w:r>
     </w:p>
     <w:p>
@@ -582,7 +582,7 @@
           <w:i w:val="0"/>
           <w:sz w:val="21"/>
         </w:rPr>
-        <w:t>A. What　B. What a　C. How　D. How a</w:t>
+        <w:t>A. What / What long　B. What a / What a long　C. How / How long　D. What / How long</w:t>
       </w:r>
     </w:p>
     <w:p>
@@ -596,7 +596,7 @@
           <w:i w:val="0"/>
           <w:sz w:val="22"/>
         </w:rPr>
-        <w:t>4. ___ honest boy he is! He never tells a lie even when he makes mistakes in his homework.</w:t>
+        <w:t>4. ___ the door, please! ___ late for the meeting again!</w:t>
       </w:r>
     </w:p>
     <w:p>
@@ -611,7 +611,7 @@
           <w:i w:val="0"/>
           <w:sz w:val="21"/>
         </w:rPr>
-        <w:t>A. What　B. What a　C. What an　D. How</w:t>
+        <w:t>A. Close / Not be　B. Closing / Don't be　C. Closes / Don't to be　D. Closed / Not to be</w:t>
       </w:r>
     </w:p>
     <w:p>
@@ -625,7 +625,7 @@
           <w:i w:val="0"/>
           <w:sz w:val="22"/>
         </w:rPr>
-        <w:t>5. ___ late for school again, or the head teacher, who is very strict, will call your parents.</w:t>
+        <w:t>5. ___ your room clean, ___ you will have no place to study!</w:t>
       </w:r>
     </w:p>
     <w:p>
@@ -640,7 +640,7 @@
           <w:i w:val="0"/>
           <w:sz w:val="21"/>
         </w:rPr>
-        <w:t>A. Not be　B. Don't be　C. Not to be　D. Don't to be</w:t>
+        <w:t>A. Keep / and　B. Keeping / or　C. Keeps / but　D. Kept / so</w:t>
       </w:r>
     </w:p>
     <w:p>
@@ -654,7 +654,7 @@
           <w:i w:val="0"/>
           <w:sz w:val="22"/>
         </w:rPr>
-        <w:t>6. Could you tell me ___ the nearest bank is? I need to change some money before the meeting starts.</w:t>
+        <w:t>6. ___ slowly the old man walks! ___ careful he is on the icy road!</w:t>
       </w:r>
     </w:p>
     <w:p>
@@ -669,7 +669,7 @@
           <w:i w:val="0"/>
           <w:sz w:val="21"/>
         </w:rPr>
-        <w:t>A. where　B. where is　C. what　D. what is</w:t>
+        <w:t>A. What / What　B. What a / What a　C. How / How　D. How a / How a</w:t>
       </w:r>
     </w:p>
     <w:p>
@@ -683,7 +683,7 @@
           <w:i w:val="0"/>
           <w:sz w:val="22"/>
         </w:rPr>
-        <w:t>7. The teacher asked us ___ we had finished the experiment, and she wanted to know what we had learned from it.</w:t>
+        <w:t>7. ___ fast the train is! ___ a great invention the high-speed rail is!</w:t>
       </w:r>
     </w:p>
     <w:p>
@@ -698,7 +698,7 @@
           <w:i w:val="0"/>
           <w:sz w:val="21"/>
         </w:rPr>
-        <w:t>A. that　B. if　C. what　D. where</w:t>
+        <w:t>A. How / What　B. What / What a　C. How / What a　D. What a / How</w:t>
       </w:r>
     </w:p>
     <w:p>
@@ -712,7 +712,7 @@
           <w:i w:val="0"/>
           <w:sz w:val="22"/>
         </w:rPr>
-        <w:t>8. He said that he ___ his homework, so his mother allowed him to watch TV for a while.</w:t>
+        <w:t>8. ___ important it is to keep healthy! ___ health is to our life!</w:t>
       </w:r>
     </w:p>
     <w:p>
@@ -727,7 +727,7 @@
           <w:i w:val="0"/>
           <w:sz w:val="21"/>
         </w:rPr>
-        <w:t>A. finished　B. finishes　C. had finished　D. has finished</w:t>
+        <w:t>A. How / What important　B. What / What a important　C. How / How important　D. How a / How a important</w:t>
       </w:r>
     </w:p>
     <w:p>
@@ -741,7 +741,7 @@
           <w:i w:val="0"/>
           <w:sz w:val="22"/>
         </w:rPr>
-        <w:t>9. The teacher told us that the earth ___ around the sun, so we should not doubt this fact at all.</w:t>
+        <w:t>9. ___ honest boy he is! ___ he always tells the truth!</w:t>
       </w:r>
     </w:p>
     <w:p>
@@ -756,7 +756,7 @@
           <w:i w:val="0"/>
           <w:sz w:val="21"/>
         </w:rPr>
-        <w:t>A. goes　B. went　C. has gone　D. is going</w:t>
+        <w:t>A. What / What　B. What a / What a　C. What an / How　D. How / What a</w:t>
       </w:r>
     </w:p>
     <w:p>
@@ -770,7 +770,7 @@
           <w:i w:val="0"/>
           <w:sz w:val="22"/>
         </w:rPr>
-        <w:t>10. I don't know ___ he will come to the party or not, because it depends on his parents' decision.</w:t>
+        <w:t>10. ___ nice the soup smells! ___ a delicious meal it will be!</w:t>
       </w:r>
     </w:p>
     <w:p>
@@ -785,7 +785,7 @@
           <w:i w:val="0"/>
           <w:sz w:val="21"/>
         </w:rPr>
-        <w:t>A. that　B. if　C. whether　D. what</w:t>
+        <w:t>A. How / What　B. What / What a　C. How / What a　D. What a / How</w:t>
       </w:r>
     </w:p>
     <w:p>
